--- a/docs/05_Plan_Interesados.docx
+++ b/docs/05_Plan_Interesados.docx
@@ -1192,7 +1192,7 @@
                 <w:sz w:val="16"/>
                 <w:szCs w:val="16"/>
               </w:rPr>
-              <w:t>Leonardo Nágera</w:t>
+              <w:t>Leonardo Nájera</w:t>
             </w:r>
           </w:p>
         </w:tc>
